--- a/downloads/teacher/04 Units/Unit 01 - Nutrition and Wellness - Kitchen Skills and Smart Eating/Lesson 01.10 - MyPlate Beyond the Food Groups.docx
+++ b/downloads/teacher/04 Units/Unit 01 - Nutrition and Wellness - Kitchen Skills and Smart Eating/Lesson 01.10 - MyPlate Beyond the Food Groups.docx
@@ -315,23 +315,41 @@
       <w:r>
         <w:t xml:space="preserve">By the end of this lesson, students will be able to:</w:t>
       </w:r>
-      <w:r>
-        <w:t xml:space="preserve"> </w:t>
-      </w:r>
-      <w:r>
-        <w:t xml:space="preserve">1. (Low: understand) Given a blank plate outline, draw the five MyPlate sections in the right proportions and label each with one example food.</w:t>
-      </w:r>
-      <w:r>
-        <w:t xml:space="preserve"> </w:t>
-      </w:r>
-      <w:r>
-        <w:t xml:space="preserve">2. (Mid: apply) Given food cards and a paper plate, build a dinner that matches MyPlate proportions and explain the difference between a serving and a portion using one food from the plate.</w:t>
-      </w:r>
-      <w:r>
-        <w:t xml:space="preserve"> </w:t>
-      </w:r>
-      <w:r>
-        <w:t xml:space="preserve">3. (High: evaluate) Given a private record of one day of their own eating and movement, judge which MyPlate group and how much activity was missing and write one change they could actually make this week.</w:t>
+    </w:p>
+    <w:p>
+      <w:pPr>
+        <w:numPr>
+          <w:ilvl w:val="0"/>
+          <w:numId w:val="1002"/>
+        </w:numPr>
+        <w:pStyle w:val="Compact"/>
+      </w:pPr>
+      <w:r>
+        <w:t xml:space="preserve">(Low: understand) Given a blank plate outline, draw the five MyPlate sections in the right proportions and label each with one example food.</w:t>
+      </w:r>
+    </w:p>
+    <w:p>
+      <w:pPr>
+        <w:numPr>
+          <w:ilvl w:val="0"/>
+          <w:numId w:val="1002"/>
+        </w:numPr>
+        <w:pStyle w:val="Compact"/>
+      </w:pPr>
+      <w:r>
+        <w:t xml:space="preserve">(Mid: apply) Given food cards and a paper plate, build a dinner that matches MyPlate proportions and explain the difference between a serving and a portion using one food from the plate.</w:t>
+      </w:r>
+    </w:p>
+    <w:p>
+      <w:pPr>
+        <w:numPr>
+          <w:ilvl w:val="0"/>
+          <w:numId w:val="1002"/>
+        </w:numPr>
+        <w:pStyle w:val="Compact"/>
+      </w:pPr>
+      <w:r>
+        <w:t xml:space="preserve">(High: evaluate) Given a private record of one day of their own eating and movement, judge which MyPlate group and how much activity was missing and write one change they could actually make this week.</w:t>
       </w:r>
     </w:p>
     <w:p>
@@ -372,7 +390,7 @@
       <w:pPr>
         <w:numPr>
           <w:ilvl w:val="0"/>
-          <w:numId w:val="1002"/>
+          <w:numId w:val="1003"/>
         </w:numPr>
         <w:pStyle w:val="Compact"/>
       </w:pPr>
@@ -384,7 +402,7 @@
       <w:pPr>
         <w:numPr>
           <w:ilvl w:val="0"/>
-          <w:numId w:val="1002"/>
+          <w:numId w:val="1003"/>
         </w:numPr>
         <w:pStyle w:val="Compact"/>
       </w:pPr>
@@ -396,7 +414,7 @@
       <w:pPr>
         <w:numPr>
           <w:ilvl w:val="0"/>
-          <w:numId w:val="1002"/>
+          <w:numId w:val="1003"/>
         </w:numPr>
         <w:pStyle w:val="Compact"/>
       </w:pPr>
@@ -408,7 +426,7 @@
       <w:pPr>
         <w:numPr>
           <w:ilvl w:val="0"/>
-          <w:numId w:val="1002"/>
+          <w:numId w:val="1003"/>
         </w:numPr>
         <w:pStyle w:val="Compact"/>
       </w:pPr>
@@ -429,7 +447,7 @@
       <w:pPr>
         <w:numPr>
           <w:ilvl w:val="0"/>
-          <w:numId w:val="1002"/>
+          <w:numId w:val="1003"/>
         </w:numPr>
         <w:pStyle w:val="Compact"/>
       </w:pPr>
@@ -456,7 +474,7 @@
       <w:pPr>
         <w:numPr>
           <w:ilvl w:val="0"/>
-          <w:numId w:val="1002"/>
+          <w:numId w:val="1003"/>
         </w:numPr>
         <w:pStyle w:val="Compact"/>
       </w:pPr>
@@ -977,49 +995,85 @@
       <w:r>
         <w:t xml:space="preserve">Monitor understanding:</w:t>
       </w:r>
-      <w:r>
-        <w:t xml:space="preserve"> </w:t>
-      </w:r>
-      <w:r>
-        <w:t xml:space="preserve">- Which is bigger on MyPlate, vegetables or fruit? Grains or protein foods?</w:t>
-      </w:r>
-      <w:r>
-        <w:t xml:space="preserve"> </w:t>
-      </w:r>
-      <w:r>
-        <w:t xml:space="preserve">- What is one serving of cereal? What is your portion?</w:t>
-      </w:r>
-      <w:r>
-        <w:t xml:space="preserve"> </w:t>
-      </w:r>
-      <w:r>
-        <w:t xml:space="preserve">- Where does the dairy go on the plate?</w:t>
-      </w:r>
-    </w:p>
-    <w:p>
-      <w:pPr>
-        <w:pStyle w:val="BodyText"/>
+    </w:p>
+    <w:p>
+      <w:pPr>
+        <w:numPr>
+          <w:ilvl w:val="0"/>
+          <w:numId w:val="1004"/>
+        </w:numPr>
+        <w:pStyle w:val="Compact"/>
+      </w:pPr>
+      <w:r>
+        <w:t xml:space="preserve">Which is bigger on MyPlate, vegetables or fruit? Grains or protein foods?</w:t>
+      </w:r>
+    </w:p>
+    <w:p>
+      <w:pPr>
+        <w:numPr>
+          <w:ilvl w:val="0"/>
+          <w:numId w:val="1004"/>
+        </w:numPr>
+        <w:pStyle w:val="Compact"/>
+      </w:pPr>
+      <w:r>
+        <w:t xml:space="preserve">What is one serving of cereal? What is your portion?</w:t>
+      </w:r>
+    </w:p>
+    <w:p>
+      <w:pPr>
+        <w:numPr>
+          <w:ilvl w:val="0"/>
+          <w:numId w:val="1004"/>
+        </w:numPr>
+        <w:pStyle w:val="Compact"/>
+      </w:pPr>
+      <w:r>
+        <w:t xml:space="preserve">Where does the dairy go on the plate?</w:t>
+      </w:r>
+    </w:p>
+    <w:p>
+      <w:pPr>
+        <w:pStyle w:val="FirstParagraph"/>
       </w:pPr>
       <w:r>
         <w:t xml:space="preserve">Deepen learning:</w:t>
       </w:r>
-      <w:r>
-        <w:t xml:space="preserve"> </w:t>
-      </w:r>
-      <w:r>
-        <w:t xml:space="preserve">- Why do you think the government changed from the food pyramid to a plate?</w:t>
-      </w:r>
-      <w:r>
-        <w:t xml:space="preserve"> </w:t>
-      </w:r>
-      <w:r>
-        <w:t xml:space="preserve">- If a food company sells chips in a family size bag, why would the label say a serving is one ounce?</w:t>
-      </w:r>
-      <w:r>
-        <w:t xml:space="preserve"> </w:t>
-      </w:r>
-      <w:r>
-        <w:t xml:space="preserve">- What counts as physical activity that you already do without calling it exercise?</w:t>
+    </w:p>
+    <w:p>
+      <w:pPr>
+        <w:numPr>
+          <w:ilvl w:val="0"/>
+          <w:numId w:val="1005"/>
+        </w:numPr>
+        <w:pStyle w:val="Compact"/>
+      </w:pPr>
+      <w:r>
+        <w:t xml:space="preserve">Why do you think the government changed from the food pyramid to a plate?</w:t>
+      </w:r>
+    </w:p>
+    <w:p>
+      <w:pPr>
+        <w:numPr>
+          <w:ilvl w:val="0"/>
+          <w:numId w:val="1005"/>
+        </w:numPr>
+        <w:pStyle w:val="Compact"/>
+      </w:pPr>
+      <w:r>
+        <w:t xml:space="preserve">If a food company sells chips in a family size bag, why would the label say a serving is one ounce?</w:t>
+      </w:r>
+    </w:p>
+    <w:p>
+      <w:pPr>
+        <w:numPr>
+          <w:ilvl w:val="0"/>
+          <w:numId w:val="1005"/>
+        </w:numPr>
+        <w:pStyle w:val="Compact"/>
+      </w:pPr>
+      <w:r>
+        <w:t xml:space="preserve">What counts as physical activity that you already do without calling it exercise?</w:t>
       </w:r>
     </w:p>
     <w:p>
@@ -1174,7 +1228,7 @@
       <w:pPr>
         <w:numPr>
           <w:ilvl w:val="0"/>
-          <w:numId w:val="1003"/>
+          <w:numId w:val="1006"/>
         </w:numPr>
         <w:pStyle w:val="Compact"/>
       </w:pPr>
@@ -1236,7 +1290,7 @@
       <w:pPr>
         <w:numPr>
           <w:ilvl w:val="0"/>
-          <w:numId w:val="1003"/>
+          <w:numId w:val="1006"/>
         </w:numPr>
         <w:pStyle w:val="Compact"/>
       </w:pPr>
@@ -1248,7 +1302,7 @@
       <w:pPr>
         <w:numPr>
           <w:ilvl w:val="0"/>
-          <w:numId w:val="1003"/>
+          <w:numId w:val="1006"/>
         </w:numPr>
         <w:pStyle w:val="Compact"/>
       </w:pPr>
@@ -1260,7 +1314,7 @@
       <w:pPr>
         <w:numPr>
           <w:ilvl w:val="0"/>
-          <w:numId w:val="1003"/>
+          <w:numId w:val="1006"/>
         </w:numPr>
         <w:pStyle w:val="Compact"/>
       </w:pPr>
@@ -1272,7 +1326,7 @@
       <w:pPr>
         <w:numPr>
           <w:ilvl w:val="0"/>
-          <w:numId w:val="1003"/>
+          <w:numId w:val="1006"/>
         </w:numPr>
         <w:pStyle w:val="Compact"/>
       </w:pPr>
@@ -1284,7 +1338,7 @@
       <w:pPr>
         <w:numPr>
           <w:ilvl w:val="0"/>
-          <w:numId w:val="1003"/>
+          <w:numId w:val="1006"/>
         </w:numPr>
         <w:pStyle w:val="Compact"/>
       </w:pPr>
@@ -1602,7 +1656,7 @@
       <w:pPr>
         <w:numPr>
           <w:ilvl w:val="0"/>
-          <w:numId w:val="1004"/>
+          <w:numId w:val="1007"/>
         </w:numPr>
         <w:pStyle w:val="Compact"/>
       </w:pPr>
@@ -1626,7 +1680,7 @@
       <w:pPr>
         <w:numPr>
           <w:ilvl w:val="0"/>
-          <w:numId w:val="1004"/>
+          <w:numId w:val="1007"/>
         </w:numPr>
         <w:pStyle w:val="Compact"/>
       </w:pPr>
@@ -1638,7 +1692,7 @@
       <w:pPr>
         <w:numPr>
           <w:ilvl w:val="0"/>
-          <w:numId w:val="1004"/>
+          <w:numId w:val="1007"/>
         </w:numPr>
         <w:pStyle w:val="Compact"/>
       </w:pPr>
@@ -1671,7 +1725,7 @@
       <w:pPr>
         <w:numPr>
           <w:ilvl w:val="0"/>
-          <w:numId w:val="1004"/>
+          <w:numId w:val="1007"/>
         </w:numPr>
         <w:pStyle w:val="Compact"/>
       </w:pPr>
@@ -1683,7 +1737,7 @@
       <w:pPr>
         <w:numPr>
           <w:ilvl w:val="0"/>
-          <w:numId w:val="1004"/>
+          <w:numId w:val="1007"/>
         </w:numPr>
         <w:pStyle w:val="Compact"/>
       </w:pPr>
@@ -1695,7 +1749,7 @@
       <w:pPr>
         <w:numPr>
           <w:ilvl w:val="0"/>
-          <w:numId w:val="1004"/>
+          <w:numId w:val="1007"/>
         </w:numPr>
         <w:pStyle w:val="Compact"/>
       </w:pPr>
@@ -1716,7 +1770,7 @@
       <w:pPr>
         <w:numPr>
           <w:ilvl w:val="0"/>
-          <w:numId w:val="1004"/>
+          <w:numId w:val="1007"/>
         </w:numPr>
         <w:pStyle w:val="Compact"/>
       </w:pPr>
@@ -1783,7 +1837,7 @@
       <w:pPr>
         <w:numPr>
           <w:ilvl w:val="0"/>
-          <w:numId w:val="1005"/>
+          <w:numId w:val="1008"/>
         </w:numPr>
         <w:pStyle w:val="Compact"/>
       </w:pPr>
@@ -1795,7 +1849,7 @@
       <w:pPr>
         <w:numPr>
           <w:ilvl w:val="0"/>
-          <w:numId w:val="1005"/>
+          <w:numId w:val="1008"/>
         </w:numPr>
         <w:pStyle w:val="Compact"/>
       </w:pPr>
@@ -1819,7 +1873,7 @@
       <w:pPr>
         <w:numPr>
           <w:ilvl w:val="0"/>
-          <w:numId w:val="1005"/>
+          <w:numId w:val="1008"/>
         </w:numPr>
         <w:pStyle w:val="Compact"/>
       </w:pPr>
@@ -1831,7 +1885,7 @@
       <w:pPr>
         <w:numPr>
           <w:ilvl w:val="0"/>
-          <w:numId w:val="1005"/>
+          <w:numId w:val="1008"/>
         </w:numPr>
         <w:pStyle w:val="Compact"/>
       </w:pPr>
@@ -1846,7 +1900,7 @@
       <w:pPr>
         <w:numPr>
           <w:ilvl w:val="0"/>
-          <w:numId w:val="1005"/>
+          <w:numId w:val="1008"/>
         </w:numPr>
         <w:pStyle w:val="Compact"/>
       </w:pPr>
@@ -2139,6 +2193,118 @@
       </w:pPr>
     </w:lvl>
   </w:abstractNum>
+  <w:abstractNum w:abstractNumId="99411">
+    <w:nsid w:val="71315dca"/>
+    <w:multiLevelType w:val="multilevel"/>
+    <w:lvl w:ilvl="0">
+      <w:start w:val="1"/>
+      <w:numFmt w:val="decimal"/>
+      <w:lvlText w:val="%1."/>
+      <w:lvlJc w:val="left"/>
+      <w:pPr>
+        <w:tabs>
+          <w:tab w:val="num" w:pos="0"/>
+        </w:tabs>
+        <w:ind w:left="480" w:hanging="480"/>
+      </w:pPr>
+    </w:lvl>
+    <w:lvl w:ilvl="1">
+      <w:start w:val="1"/>
+      <w:numFmt w:val="decimal"/>
+      <w:lvlText w:val="%2."/>
+      <w:lvlJc w:val="left"/>
+      <w:pPr>
+        <w:tabs>
+          <w:tab w:val="num" w:pos="720"/>
+        </w:tabs>
+        <w:ind w:left="1200" w:hanging="480"/>
+      </w:pPr>
+    </w:lvl>
+    <w:lvl w:ilvl="2">
+      <w:start w:val="1"/>
+      <w:numFmt w:val="decimal"/>
+      <w:lvlText w:val="%3."/>
+      <w:lvlJc w:val="left"/>
+      <w:pPr>
+        <w:tabs>
+          <w:tab w:val="num" w:pos="1440"/>
+        </w:tabs>
+        <w:ind w:left="1920" w:hanging="480"/>
+      </w:pPr>
+    </w:lvl>
+    <w:lvl w:ilvl="3">
+      <w:start w:val="1"/>
+      <w:numFmt w:val="decimal"/>
+      <w:lvlText w:val="%4."/>
+      <w:lvlJc w:val="left"/>
+      <w:pPr>
+        <w:tabs>
+          <w:tab w:val="num" w:pos="2160"/>
+        </w:tabs>
+        <w:ind w:left="2640" w:hanging="480"/>
+      </w:pPr>
+    </w:lvl>
+    <w:lvl w:ilvl="4">
+      <w:start w:val="1"/>
+      <w:numFmt w:val="decimal"/>
+      <w:lvlText w:val="%5."/>
+      <w:lvlJc w:val="left"/>
+      <w:pPr>
+        <w:tabs>
+          <w:tab w:val="num" w:pos="2880"/>
+        </w:tabs>
+        <w:ind w:left="3360" w:hanging="480"/>
+      </w:pPr>
+    </w:lvl>
+    <w:lvl w:ilvl="5">
+      <w:start w:val="1"/>
+      <w:numFmt w:val="decimal"/>
+      <w:lvlText w:val="%6."/>
+      <w:lvlJc w:val="left"/>
+      <w:pPr>
+        <w:tabs>
+          <w:tab w:val="num" w:pos="3600"/>
+        </w:tabs>
+        <w:ind w:left="4080" w:hanging="480"/>
+      </w:pPr>
+    </w:lvl>
+    <w:lvl w:ilvl="6">
+      <w:start w:val="1"/>
+      <w:numFmt w:val="decimal"/>
+      <w:lvlText w:val="%7."/>
+      <w:lvlJc w:val="left"/>
+      <w:pPr>
+        <w:tabs>
+          <w:tab w:val="num" w:pos="4320"/>
+        </w:tabs>
+        <w:ind w:left="4800" w:hanging="480"/>
+      </w:pPr>
+    </w:lvl>
+    <w:lvl w:ilvl="7">
+      <w:start w:val="1"/>
+      <w:numFmt w:val="decimal"/>
+      <w:lvlText w:val="%8."/>
+      <w:lvlJc w:val="left"/>
+      <w:pPr>
+        <w:tabs>
+          <w:tab w:val="num" w:pos="5040"/>
+        </w:tabs>
+        <w:ind w:left="5520" w:hanging="480"/>
+      </w:pPr>
+    </w:lvl>
+    <w:lvl w:ilvl="8">
+      <w:start w:val="1"/>
+      <w:numFmt w:val="decimal"/>
+      <w:lvlText w:val="%9."/>
+      <w:lvlJc w:val="left"/>
+      <w:pPr>
+        <w:tabs>
+          <w:tab w:val="num" w:pos="5760"/>
+        </w:tabs>
+        <w:ind w:left="6240" w:hanging="480"/>
+      </w:pPr>
+    </w:lvl>
+  </w:abstractNum>
   <w:num w:numId="1000">
     <w:abstractNumId w:val="990"/>
   </w:num>
@@ -2146,7 +2312,34 @@
     <w:abstractNumId w:val="991"/>
   </w:num>
   <w:num w:numId="1002">
-    <w:abstractNumId w:val="991"/>
+    <w:abstractNumId w:val="99411"/>
+    <w:lvlOverride w:ilvl="0">
+      <w:startOverride w:val="1"/>
+    </w:lvlOverride>
+    <w:lvlOverride w:ilvl="1">
+      <w:startOverride w:val="1"/>
+    </w:lvlOverride>
+    <w:lvlOverride w:ilvl="2">
+      <w:startOverride w:val="1"/>
+    </w:lvlOverride>
+    <w:lvlOverride w:ilvl="3">
+      <w:startOverride w:val="1"/>
+    </w:lvlOverride>
+    <w:lvlOverride w:ilvl="4">
+      <w:startOverride w:val="1"/>
+    </w:lvlOverride>
+    <w:lvlOverride w:ilvl="5">
+      <w:startOverride w:val="1"/>
+    </w:lvlOverride>
+    <w:lvlOverride w:ilvl="6">
+      <w:startOverride w:val="1"/>
+    </w:lvlOverride>
+    <w:lvlOverride w:ilvl="7">
+      <w:startOverride w:val="1"/>
+    </w:lvlOverride>
+    <w:lvlOverride w:ilvl="8">
+      <w:startOverride w:val="1"/>
+    </w:lvlOverride>
   </w:num>
   <w:num w:numId="1003">
     <w:abstractNumId w:val="991"/>
@@ -2155,6 +2348,15 @@
     <w:abstractNumId w:val="991"/>
   </w:num>
   <w:num w:numId="1005">
+    <w:abstractNumId w:val="991"/>
+  </w:num>
+  <w:num w:numId="1006">
+    <w:abstractNumId w:val="991"/>
+  </w:num>
+  <w:num w:numId="1007">
+    <w:abstractNumId w:val="991"/>
+  </w:num>
+  <w:num w:numId="1008">
     <w:abstractNumId w:val="991"/>
   </w:num>
 </w:numbering>

--- a/downloads/teacher/04 Units/Unit 01 - Nutrition and Wellness - Kitchen Skills and Smart Eating/Lesson 01.10 - MyPlate Beyond the Food Groups.docx
+++ b/downloads/teacher/04 Units/Unit 01 - Nutrition and Wellness - Kitchen Skills and Smart Eating/Lesson 01.10 - MyPlate Beyond the Food Groups.docx
@@ -245,15 +245,6 @@
       </w:pPr>
       <w:r>
         <w:t xml:space="preserve">This lesson goes further: students treat MyPlate as proportions on a real plate, not a list of five names. They build a plate with physical food cards, measure the difference between a serving and a portion with real cups and bowls, and check one day of their own eating privately. Physical activity is taught as the other half of wellness, using the 60 minutes a day guideline for ages 6 to 17.</w:t>
-      </w:r>
-      <w:r>
-        <w:t xml:space="preserve"> </w:t>
-      </w:r>
-      <w:r>
-        <w:rPr>
-          <w:rStyle w:val="TeacherNote"/>
-        </w:rPr>
-        <w:t xml:space="preserve">[Sal: tell the health teacher the plate check is private and never shared aloud, so it does not overlap with any body image lesson.]</w:t>
       </w:r>
     </w:p>
     <w:p>
@@ -1711,15 +1702,6 @@
       <w:r>
         <w:t xml:space="preserve">, section 2.</w:t>
       </w:r>
-      <w:r>
-        <w:t xml:space="preserve"> </w:t>
-      </w:r>
-      <w:r>
-        <w:rPr>
-          <w:rStyle w:val="TeacherNote"/>
-        </w:rPr>
-        <w:t xml:space="preserve">[Sal: confirm against the NYSED PDF.]</w:t>
-      </w:r>
     </w:p>
     <w:p>
       <w:pPr>
@@ -1756,15 +1738,6 @@
       <w:r>
         <w:t xml:space="preserve">MyPlate proportions and group names: USDA, myplate.gov. Physical activity guideline: Physical Activity Guidelines for Americans, 2nd edition (health.gov), ages 6 to 17, 60 minutes or more daily.</w:t>
       </w:r>
-      <w:r>
-        <w:t xml:space="preserve"> </w:t>
-      </w:r>
-      <w:r>
-        <w:rPr>
-          <w:rStyle w:val="TeacherNote"/>
-        </w:rPr>
-        <w:t xml:space="preserve">[Sal: check both sites once a year; the MyPlate graphic has not changed since 2011 but the wording of the tips does.]</w:t>
-      </w:r>
     </w:p>
     <w:p>
       <w:pPr>
@@ -1775,7 +1748,7 @@
         <w:pStyle w:val="Compact"/>
       </w:pPr>
       <w:r>
-        <w:t xml:space="preserve">Sal’s own materials:</w:t>
+        <w:t xml:space="preserve">My own materials:</w:t>
       </w:r>
       <w:r>
         <w:t xml:space="preserve"> </w:t>
@@ -1813,15 +1786,6 @@
       <w:r>
         <w:t xml:space="preserve">existed as names only; the build a plate task here is a fresh version. Nutrition Dungeon Quest can return as a review game before the Unit 1 test.</w:t>
       </w:r>
-      <w:r>
-        <w:t xml:space="preserve"> </w:t>
-      </w:r>
-      <w:r>
-        <w:rPr>
-          <w:rStyle w:val="TeacherNote"/>
-        </w:rPr>
-        <w:t xml:space="preserve">[Sal: if you have the game rules written somewhere, send them and I will fold them in.]</w:t>
-      </w:r>
     </w:p>
     <w:p>
       <w:pPr>
@@ -1879,21 +1843,6 @@
       </w:pPr>
       <w:r>
         <w:t xml:space="preserve">The plate check is private for a reason. Some students are on restricted diets, some do not have enough food at home, and some are in the middle of a body image fight. Score it complete or not, and say so out loud before they write.</w:t>
-      </w:r>
-    </w:p>
-    <w:p>
-      <w:pPr>
-        <w:numPr>
-          <w:ilvl w:val="0"/>
-          <w:numId w:val="1008"/>
-        </w:numPr>
-        <w:pStyle w:val="Compact"/>
-      </w:pPr>
-      <w:r>
-        <w:rPr>
-          <w:rStyle w:val="TeacherNote"/>
-        </w:rPr>
-        <w:t xml:space="preserve">[Sal: your Brentwood students knew MyPlate from health but could not tell a serving from a portion. That is why the two bowls are the hook. Use your own bowl from home; it lands harder.]</w:t>
       </w:r>
     </w:p>
     <w:p>
